--- a/reports/4_UI_UX_Design_DocMindX_AI_EN.docx
+++ b/reports/4_UI_UX_Design_DocMindX_AI_EN.docx
@@ -55,7 +55,7 @@
       <w:tr>
         <w:tc>
           <w:tcPr>
-            <w:tcW w:type="dxa" w:w="2160"/>
+            <w:tcW w:type="dxa" w:w="2016"/>
             <w:shd w:fill="F1F5F9"/>
           </w:tcPr>
           <w:p>
@@ -67,7 +67,7 @@
                 <w:rFonts w:ascii="Segoe UI" w:hAnsi="Segoe UI"/>
                 <w:b/>
                 <w:color w:val="0A2540"/>
-                <w:sz w:val="18"/>
+                <w:sz w:val="17"/>
               </w:rPr>
               <w:t>Project</w:t>
             </w:r>
@@ -75,7 +75,7 @@
         </w:tc>
         <w:tc>
           <w:tcPr>
-            <w:tcW w:type="dxa" w:w="2592"/>
+            <w:tcW w:type="dxa" w:w="3168"/>
             <w:shd w:fill="F8FAFC"/>
           </w:tcPr>
           <w:p>
@@ -86,15 +86,15 @@
               <w:rPr>
                 <w:rFonts w:ascii="Segoe UI" w:hAnsi="Segoe UI"/>
                 <w:color w:val="1E293B"/>
-                <w:sz w:val="18"/>
+                <w:sz w:val="17"/>
               </w:rPr>
-              <w:t>DocMindX AI v2.0</w:t>
+              <w:t>DocMindX AI v2.0 (Clinical Intelligence)</w:t>
             </w:r>
           </w:p>
         </w:tc>
         <w:tc>
           <w:tcPr>
-            <w:tcW w:type="dxa" w:w="2160"/>
+            <w:tcW w:type="dxa" w:w="1872"/>
             <w:shd w:fill="F1F5F9"/>
           </w:tcPr>
           <w:p>
@@ -106,15 +106,15 @@
                 <w:rFonts w:ascii="Segoe UI" w:hAnsi="Segoe UI"/>
                 <w:b/>
                 <w:color w:val="0A2540"/>
-                <w:sz w:val="18"/>
+                <w:sz w:val="17"/>
               </w:rPr>
-              <w:t>Author</w:t>
+              <w:t>Status</w:t>
             </w:r>
           </w:p>
         </w:tc>
         <w:tc>
           <w:tcPr>
-            <w:tcW w:type="dxa" w:w="2448"/>
+            <w:tcW w:type="dxa" w:w="2304"/>
             <w:shd w:fill="F8FAFC"/>
           </w:tcPr>
           <w:p>
@@ -125,9 +125,9 @@
               <w:rPr>
                 <w:rFonts w:ascii="Segoe UI" w:hAnsi="Segoe UI"/>
                 <w:color w:val="1E293B"/>
-                <w:sz w:val="18"/>
+                <w:sz w:val="17"/>
               </w:rPr>
-              <w:t>Daksh Vasani</w:t>
+              <w:t>Production Verified (97.58% Acc)</w:t>
             </w:r>
           </w:p>
         </w:tc>
@@ -135,7 +135,7 @@
       <w:tr>
         <w:tc>
           <w:tcPr>
-            <w:tcW w:type="dxa" w:w="2160"/>
+            <w:tcW w:type="dxa" w:w="2016"/>
             <w:shd w:fill="F1F5F9"/>
           </w:tcPr>
           <w:p>
@@ -147,15 +147,15 @@
                 <w:rFonts w:ascii="Segoe UI" w:hAnsi="Segoe UI"/>
                 <w:b/>
                 <w:color w:val="0A2540"/>
-                <w:sz w:val="18"/>
+                <w:sz w:val="17"/>
               </w:rPr>
-              <w:t>Track</w:t>
+              <w:t>Student Researchers</w:t>
             </w:r>
           </w:p>
         </w:tc>
         <w:tc>
           <w:tcPr>
-            <w:tcW w:type="dxa" w:w="2592"/>
+            <w:tcW w:type="dxa" w:w="3168"/>
             <w:shd w:fill="F8FAFC"/>
           </w:tcPr>
           <w:p>
@@ -166,15 +166,17 @@
               <w:rPr>
                 <w:rFonts w:ascii="Segoe UI" w:hAnsi="Segoe UI"/>
                 <w:color w:val="1E293B"/>
-                <w:sz w:val="18"/>
+                <w:sz w:val="17"/>
               </w:rPr>
-              <w:t>Smart Health &amp; Supply Chain</w:t>
+              <w:t>1. Aakash Shah   2. Alok Rana</w:t>
+              <w:br/>
+              <w:t>3. Vasani Daksh Vitthal bhai</w:t>
             </w:r>
           </w:p>
         </w:tc>
         <w:tc>
           <w:tcPr>
-            <w:tcW w:type="dxa" w:w="2160"/>
+            <w:tcW w:type="dxa" w:w="1872"/>
             <w:shd w:fill="F1F5F9"/>
           </w:tcPr>
           <w:p>
@@ -186,15 +188,15 @@
                 <w:rFonts w:ascii="Segoe UI" w:hAnsi="Segoe UI"/>
                 <w:b/>
                 <w:color w:val="0A2540"/>
-                <w:sz w:val="18"/>
+                <w:sz w:val="17"/>
               </w:rPr>
-              <w:t>Status</w:t>
+              <w:t>Affiliation</w:t>
             </w:r>
           </w:p>
         </w:tc>
         <w:tc>
           <w:tcPr>
-            <w:tcW w:type="dxa" w:w="2448"/>
+            <w:tcW w:type="dxa" w:w="2304"/>
             <w:shd w:fill="F8FAFC"/>
           </w:tcPr>
           <w:p>
@@ -205,9 +207,89 @@
               <w:rPr>
                 <w:rFonts w:ascii="Segoe UI" w:hAnsi="Segoe UI"/>
                 <w:color w:val="1E293B"/>
-                <w:sz w:val="18"/>
+                <w:sz w:val="17"/>
               </w:rPr>
-              <w:t>Production Ready / Verified</w:t>
+              <w:t>SOCCA (M.Sc. D.S.)</w:t>
+            </w:r>
+          </w:p>
+        </w:tc>
+      </w:tr>
+      <w:tr>
+        <w:tc>
+          <w:tcPr>
+            <w:tcW w:type="dxa" w:w="2016"/>
+            <w:shd w:fill="F1F5F9"/>
+          </w:tcPr>
+          <w:p>
+            <w:pPr>
+              <w:spacing w:before="40" w:after="40"/>
+            </w:pPr>
+            <w:r>
+              <w:rPr>
+                <w:rFonts w:ascii="Segoe UI" w:hAnsi="Segoe UI"/>
+                <w:b/>
+                <w:color w:val="0A2540"/>
+                <w:sz w:val="17"/>
+              </w:rPr>
+              <w:t>Project Mentor</w:t>
+            </w:r>
+          </w:p>
+        </w:tc>
+        <w:tc>
+          <w:tcPr>
+            <w:tcW w:type="dxa" w:w="3168"/>
+            <w:shd w:fill="F8FAFC"/>
+          </w:tcPr>
+          <w:p>
+            <w:pPr>
+              <w:spacing w:before="40" w:after="40"/>
+            </w:pPr>
+            <w:r>
+              <w:rPr>
+                <w:rFonts w:ascii="Segoe UI" w:hAnsi="Segoe UI"/>
+                <w:color w:val="1E293B"/>
+                <w:sz w:val="17"/>
+              </w:rPr>
+              <w:t>Mr. Ketan Nakum</w:t>
+            </w:r>
+          </w:p>
+        </w:tc>
+        <w:tc>
+          <w:tcPr>
+            <w:tcW w:type="dxa" w:w="1872"/>
+            <w:shd w:fill="F1F5F9"/>
+          </w:tcPr>
+          <w:p>
+            <w:pPr>
+              <w:spacing w:before="40" w:after="40"/>
+            </w:pPr>
+            <w:r>
+              <w:rPr>
+                <w:rFonts w:ascii="Segoe UI" w:hAnsi="Segoe UI"/>
+                <w:b/>
+                <w:color w:val="0A2540"/>
+                <w:sz w:val="17"/>
+              </w:rPr>
+              <w:t>Mentor Affiliation</w:t>
+            </w:r>
+          </w:p>
+        </w:tc>
+        <w:tc>
+          <w:tcPr>
+            <w:tcW w:type="dxa" w:w="2304"/>
+            <w:shd w:fill="F8FAFC"/>
+          </w:tcPr>
+          <w:p>
+            <w:pPr>
+              <w:spacing w:before="40" w:after="40"/>
+            </w:pPr>
+            <w:r>
+              <w:rPr>
+                <w:rFonts w:ascii="Segoe UI" w:hAnsi="Segoe UI"/>
+                <w:color w:val="1E293B"/>
+                <w:sz w:val="17"/>
+              </w:rPr>
+              <w:t>SOCCA (M.Sc. D.S.)</w:t>
             </w:r>
           </w:p>
         </w:tc>
@@ -215,7 +297,7 @@
     </w:tbl>
     <w:p>
       <w:pPr>
-        <w:spacing w:before="240" w:after="160"/>
+        <w:spacing w:before="200" w:after="160"/>
       </w:pPr>
     </w:p>
     <w:p>
@@ -1411,29 +1493,45 @@
               </w:rPr>
               <w:t>┌─────────────────────────────────────┬──────────────────────────────────────────┐</w:t>
               <w:br/>
-              <w:t>│ LEFT COLUMN: PATIENT INPUTS         │ RIGHT COLUMN: CLINICAL TRIAGE RESULTS    │</w:t>
+              <w:t>│ LEFT COLUMN: PATIENT INTAKE &amp; VITAL │ RIGHT COLUMN: CLINICAL TRIAGE RESULTS    │</w:t>
               <w:br/>
               <w:t>├─────────────────────────────────────┼──────────────────────────────────────────┤</w:t>
               <w:br/>
-              <w:t>│ • Demographic Selectors (Age, Sex)  │ 🚨 EMERGENCY RED FLAG BANNER (If Acute)   │</w:t>
+              <w:t>│ • Family Profile: [Daksh (Self) ▼]  │ 🚨 EMERGENCY RED FLAG BANNER (If Acute)   │</w:t>
               <w:br/>
-              <w:t>│ • Duration Slider (Days / Weeks)    │   [108 Direct Call] [Nearest ICU Route]  │</w:t>
+              <w:t>│   (Auto-fills Age, Gender, Blood)   │   [108 Direct Call] [Nearest ICU Route]  │</w:t>
               <w:br/>
-              <w:t>│ • Free-text Symptom Entry Box       │ ──────────────────────────────────────── │</w:t>
+              <w:t>│ • Demographics:                     │ ──────────────────────────────────────── │</w:t>
               <w:br/>
-              <w:t>│ • [🎙️ Voice Audio Input Button]     │ 🩺 DIFFERENTIAL DIAGNOSIS CARD (Top-3)   │</w:t>
+              <w:t>│   Age: 24 | Gender: Male | State: GJ│ 🩺 DIFFERENTIAL DIAGNOSIS CARD (Top-3)   │</w:t>
               <w:br/>
-              <w:t>│ • Selected Symptom Tags / Badges    │   1. Condition Name (ICD-11 Code) - 84%  │</w:t>
+              <w:t>│   Height: 175cm | Wt: 70kg | Blood: O+│   1. Viral Dengue Fever (ICD-11: 1D20)   │</w:t>
               <w:br/>
-              <w:t>│ • Prior Medical Conditions Selector │   2. Secondary Alternative - 12%         │</w:t>
+              <w:t>│ • Duration: [Today] [1-3d] [4-7d] &gt;2w│   Confidence: 94.2% (Top-3: 97.58%)      │</w:t>
               <w:br/>
-              <w:t>│ • [RUN CLINICAL ASSESSMENT BUTTON]  │ ──────────────────────────────────────── │</w:t>
+              <w:t>│ • Ingestion Modality:               │ ──────────────────────────────────────── │</w:t>
               <w:br/>
-              <w:t>│                                     │ 🥗 ICMR-NIN DIETARY RECOVERY ADVISORY    │</w:t>
+              <w:t>│   [🎙️ Voice (Whisper ASR)]          │ 💊 VERIFIED OTC MEDICINES (OpenFDA Gate) │</w:t>
               <w:br/>
-              <w:t>│                                     │ 💊 VERIFIED MEDICATION FORMULARY (FDA)   │</w:t>
+              <w:t>│   [✏️ Multilingual Text (HI/GU/EN)] │   • Paracetamol 650mg | Verified Dose    │</w:t>
               <w:br/>
-              <w:t>│                                     │ 🗺️ NEARBY HOSPITAL GPS RADAR &amp; DISTANCE  │</w:t>
+              <w:t>│   [📷 Clinical Symptom Photo Upload]│ ──────────────────────────────────────── │</w:t>
+              <w:br/>
+              <w:t>│ • Prior Conditions &amp; Ongoing Meds   │ 🥗 ICMR-NIN DIETARY RECOVERY GUIDELINES  │</w:t>
+              <w:br/>
+              <w:t>│ • [RUN CLINICAL ASSESSMENT BUTTON]  │   • Foods to Eat: ORS, Papaya, Coconut   │</w:t>
+              <w:br/>
+              <w:t>│                                     │   • Foods to Avoid: Oily, Spicy, Alcohol │</w:t>
+              <w:br/>
+              <w:t>│                                     │ ──────────────────────────────────────── │</w:t>
+              <w:br/>
+              <w:t>│                                     │ 🧘 RESTORATIVE YOGA &amp; PHYSIOTHERAPY      │</w:t>
+              <w:br/>
+              <w:t>│                                     │   • Shavasana &amp; Nadi Shodhana Pranayama  │</w:t>
+              <w:br/>
+              <w:t>│                                     │ 🔬 CLINICAL ETIOLOGY &amp; ROOT CAUSE        │</w:t>
+              <w:br/>
+              <w:t>│                                     │   • Vector-borne Flavivirus transmission │</w:t>
               <w:br/>
               <w:t>└─────────────────────────────────────┴──────────────────────────────────────────┘</w:t>
             </w:r>
@@ -1495,25 +1593,27 @@
               </w:rPr>
               <w:t>┌────────────────────────────────────────────────────────────────────────────────────────┐</w:t>
               <w:br/>
-              <w:t>│ [📁 DRAG &amp; DROP PRESCRIPTION OR BLOOD REPORT (PNG, JPG, PDF)]                           │</w:t>
+              <w:t>│ [📁 DRAG &amp; DROP PRESCRIPTION OR LAB/RADIOLOGY REPORT (PNG, JPG, PDF)]                   │</w:t>
               <w:br/>
               <w:t>├─────────────────────────────────────┬──────────────────────────────────────────────────┤</w:t>
               <w:br/>
-              <w:t>│ PREVIEW PANEL (Uploaded Document)   │ STRUCTURED EXTRACTION TABS:                      │</w:t>
+              <w:t>│ PREVIEW CANVAS (Uploaded Document)  │ STRUCTURED EXTRACTION &amp; LAYMAN BREAKDOWN:        │</w:t>
               <w:br/>
-              <w:t>│                                     │ [1. Digitized Prescriptions] [2. Blood CBC Values]│</w:t>
+              <w:t>│                                     │ [1. Digitized Rx] [2. Blood CBC/LFT] [3. Advice] │</w:t>
               <w:br/>
               <w:t>│ • High-resolution image canvas      │ • Paracetamol 650mg | 1 Tab TID | After food     │</w:t>
               <w:br/>
-              <w:t>│ • Grayscale / Contrast Zoom toggle  │ • Amoxicillin 500mg | 1 Cap BD  | 5 Days         │</w:t>
+              <w:t>│ • Adaptive contrast / Zoom toggle   │ • Amoxicillin 500mg | 1 Cap BD  | 5 Days         │</w:t>
               <w:br/>
-              <w:t>│                                     │ ──────────────────────────────────────────────── │</w:t>
+              <w:t>│ • Raw OCR vs Normalized view        │ ──────────────────────────────────────────────── │</w:t>
               <w:br/>
-              <w:t>│                                     │ 🔬 LAYMAN COMPREHENSIVE BREAKDOWN:               │</w:t>
+              <w:t>│                                     │ 🔬 CLINICAL LAB MARKERS ANALYSIS:                │</w:t>
               <w:br/>
-              <w:t>│                                     │ • Hemoglobin: 11.2 g/dL (Mildly Low - Anemia)    │</w:t>
+              <w:t>│                                     │ • Platelet Count: 85,000 /uL (LOW - Thrombocyto) │</w:t>
               <w:br/>
-              <w:t>│                                     │ • What this means in simple words (No panic)     │</w:t>
+              <w:t>│                                     │ • What this means in simple terms (No panic)     │</w:t>
+              <w:br/>
+              <w:t>│                                     │ • Underlying Causes &amp; Next Action Steps          │</w:t>
               <w:br/>
               <w:t>└─────────────────────────────────────┴──────────────────────────────────────────────────┘</w:t>
             </w:r>
@@ -1538,7 +1638,163 @@
           <w:color w:val="0077B6"/>
           <w:sz w:val="25"/>
         </w:rPr>
-        <w:t>3.4 Panel 5: National Command Center Wireframe (Track 03)</w:t>
+        <w:t>3.4 Panel 3: Nearby Healthcare Radar Wireframe (1–25 km Slider)</w:t>
+      </w:r>
+    </w:p>
+    <w:tbl>
+      <w:tblPr>
+        <w:tblW w:type="auto" w:w="0"/>
+        <w:jc w:val="center"/>
+        <w:tblLook w:firstColumn="1" w:firstRow="1" w:lastColumn="0" w:lastRow="0" w:noHBand="0" w:noVBand="1" w:val="04A0"/>
+      </w:tblPr>
+      <w:tblGrid>
+        <w:gridCol w:w="9360"/>
+      </w:tblGrid>
+      <w:tr>
+        <w:tc>
+          <w:tcPr>
+            <w:tcW w:type="dxa" w:w="9360"/>
+            <w:shd w:fill="F8FAFC"/>
+            <w:tcBorders>
+              <w:top w:val="single" w:sz="6" w:space="0" w:color="CBD5E1"/>
+              <w:left w:val="single" w:sz="12" w:space="0" w:color="0077B6"/>
+              <w:bottom w:val="single" w:sz="6" w:space="0" w:color="CBD5E1"/>
+              <w:right w:val="single" w:sz="6" w:space="0" w:color="CBD5E1"/>
+            </w:tcBorders>
+          </w:tcPr>
+          <w:p>
+            <w:pPr>
+              <w:spacing w:before="80" w:after="80"/>
+              <w:ind w:left="144"/>
+            </w:pPr>
+            <w:r>
+              <w:rPr>
+                <w:rFonts w:ascii="Consolas" w:hAnsi="Consolas"/>
+                <w:color w:val="1E293B"/>
+                <w:sz w:val="17"/>
+              </w:rPr>
+              <w:t>┌────────────────────────────────────────────────────────────────────────────────────────┐</w:t>
+              <w:br/>
+              <w:t>│ NEARBY HEALTHCARE RADAR — OPENSTREETMAP OVERPASS GEOLOCATION                           │</w:t>
+              <w:br/>
+              <w:t>├────────────────────────────────────────────────────────────────────────────────────────┤</w:t>
+              <w:br/>
+              <w:t>│ Perimeter Radius Slider: [────●────────────] 10 KM (Range: 1 to 25 km)                 │</w:t>
+              <w:br/>
+              <w:t>│ Facility Filter: [x] 24/7 Hospitals  [x] Clinics  [x] Pharmacies  [x] Blood Banks      │</w:t>
+              <w:br/>
+              <w:t>├───────────────────────────────────────┬────────────────────────────────────────────────┤</w:t>
+              <w:br/>
+              <w:t>│ INTERACTIVE FOLIUM RADAR MAP          │ SORTED HEALTHCARE DIRECTORY:                   │</w:t>
+              <w:br/>
+              <w:t>│ • Red Pin: 24/7 Emergency Hospital    │ 1. Civil Hospital Surat (24/7 Emergency, ICU)  │</w:t>
+              <w:br/>
+              <w:t>│ • Blue Pin: Specialist Clinic         │    Distance: 2.4 km | Direct Navigation Route  │</w:t>
+              <w:br/>
+              <w:t>│ • Green Pin: 24/7 Medical Store       │ 2. Apollo Pharmacy (24/7 Chemist &amp; Druggist)   │</w:t>
+              <w:br/>
+              <w:t>│ • Pulsing Marker: Patient Location    │    Distance: 0.8 km | Open Now                 │</w:t>
+              <w:br/>
+              <w:t>└───────────────────────────────────────┴────────────────────────────────────────────────┘</w:t>
+            </w:r>
+          </w:p>
+        </w:tc>
+      </w:tr>
+    </w:tbl>
+    <w:p>
+      <w:pPr>
+        <w:spacing w:before="80" w:after="80"/>
+      </w:pPr>
+    </w:p>
+    <w:p>
+      <w:pPr>
+        <w:keepNext/>
+        <w:spacing w:before="240" w:after="80"/>
+      </w:pPr>
+      <w:r>
+        <w:rPr>
+          <w:rFonts w:ascii="Segoe UI" w:hAnsi="Segoe UI"/>
+          <w:b/>
+          <w:color w:val="0077B6"/>
+          <w:sz w:val="25"/>
+        </w:rPr>
+        <w:t>3.5 Panel 4: Health Records Vault &amp; Family Profiles Wireframe</w:t>
+      </w:r>
+    </w:p>
+    <w:tbl>
+      <w:tblPr>
+        <w:tblW w:type="auto" w:w="0"/>
+        <w:jc w:val="center"/>
+        <w:tblLook w:firstColumn="1" w:firstRow="1" w:lastColumn="0" w:lastRow="0" w:noHBand="0" w:noVBand="1" w:val="04A0"/>
+      </w:tblPr>
+      <w:tblGrid>
+        <w:gridCol w:w="9360"/>
+      </w:tblGrid>
+      <w:tr>
+        <w:tc>
+          <w:tcPr>
+            <w:tcW w:type="dxa" w:w="9360"/>
+            <w:shd w:fill="F8FAFC"/>
+            <w:tcBorders>
+              <w:top w:val="single" w:sz="6" w:space="0" w:color="CBD5E1"/>
+              <w:left w:val="single" w:sz="12" w:space="0" w:color="0077B6"/>
+              <w:bottom w:val="single" w:sz="6" w:space="0" w:color="CBD5E1"/>
+              <w:right w:val="single" w:sz="6" w:space="0" w:color="CBD5E1"/>
+            </w:tcBorders>
+          </w:tcPr>
+          <w:p>
+            <w:pPr>
+              <w:spacing w:before="80" w:after="80"/>
+              <w:ind w:left="144"/>
+            </w:pPr>
+            <w:r>
+              <w:rPr>
+                <w:rFonts w:ascii="Consolas" w:hAnsi="Consolas"/>
+                <w:color w:val="1E293B"/>
+                <w:sz w:val="17"/>
+              </w:rPr>
+              <w:t>┌────────────────────────────────────────────────────────────────────────────────────────┐</w:t>
+              <w:br/>
+              <w:t>│ PATIENT HEALTH RECORDS VAULT &amp; ENCRYPTED CONSULTATION HISTORY                          │</w:t>
+              <w:br/>
+              <w:t>├───────────────────┬───────────────────┬───────────────────┬────────────────────────────┤</w:t>
+              <w:br/>
+              <w:t>│ Member: Daksh (24)│ Scans Stored: 12  │ Past Triage: 8    │ Active Regimens: 2         │</w:t>
+              <w:br/>
+              <w:t>├───────────────────┴───────────────────┴───────────────────┴────────────────────────────┤</w:t>
+              <w:br/>
+              <w:t>│ [1. Lab Scans &amp; Rx]  [2. Past Triage Assessments]  [3. Active Care Regimens &amp; Diets]   │</w:t>
+              <w:br/>
+              <w:t>│ • CBC Blood Panel (2026-10-18) — Anemia Warning ──── [View Details] [Download PDF]     │</w:t>
+              <w:br/>
+              <w:t>│ • Acute Bronchitis Triage (2026-09-12) ─────────────── [View Rx] [OpenFDA Details]     │</w:t>
+              <w:br/>
+              <w:t>│ • [➕ ADD NEW FAMILY MEMBER PROFILE] ───────────────── (Age, Gender, Height, Wt, Blood)│</w:t>
+              <w:br/>
+              <w:t>└────────────────────────────────────────────────────────────────────────────────────────┘</w:t>
+            </w:r>
+          </w:p>
+        </w:tc>
+      </w:tr>
+    </w:tbl>
+    <w:p>
+      <w:pPr>
+        <w:spacing w:before="80" w:after="80"/>
+      </w:pPr>
+    </w:p>
+    <w:p>
+      <w:pPr>
+        <w:keepNext/>
+        <w:spacing w:before="240" w:after="80"/>
+      </w:pPr>
+      <w:r>
+        <w:rPr>
+          <w:rFonts w:ascii="Segoe UI" w:hAnsi="Segoe UI"/>
+          <w:b/>
+          <w:color w:val="0077B6"/>
+          <w:sz w:val="25"/>
+        </w:rPr>
+        <w:t>3.6 Panel 5: National Command Center Wireframe (Track 03 - Admin Only)</w:t>
       </w:r>
     </w:p>
     <w:tbl>
@@ -1981,7 +2237,7 @@
         <w:color w:val="64748B"/>
         <w:sz w:val="16"/>
       </w:rPr>
-      <w:t>DocMindX AI Platform | Enterprise Clinical Health Intelligence | Confidential &amp; Proprietary</w:t>
+      <w:t>DocMindX AI Platform | SOCCA (M.Sc. D.S.) | Mentor: Mr. Ketan Nakum | Production Verified</w:t>
     </w:r>
   </w:p>
 </w:ftr>
